--- a/dist/kitab-alsanaa.docx
+++ b/dist/kitab-alsanaa.docx
@@ -898,7 +898,7 @@
                 <w:szCs w:val="22"/>
                 <w:rtl/>
               </w:rPr>
-              <w:t xml:space="preserve">يحدّد المؤلف صاحب البيتين بالرجوع إلى ديوانه، ثم يُصحَّح الاسم. حُجب البيتان مؤقتاً.</w:t>
+              <w:t xml:space="preserve">يُوثَّق القائل يدوياً بالرجوع إلى الديوانين، ثم يُثبت الاسم الصحيح. حُجب البيتان مؤقتاً.</w:t>
             </w:r>
           </w:p>
         </w:tc>
@@ -2333,7 +2333,7 @@
           <w:szCs w:val="20"/>
           <w:rtl/>
         </w:rPr>
-        <w:t xml:space="preserve"> [يُوثَّق] </w:t>
+        <w:t xml:space="preserve"> [يُوثَّق يدوياً] </w:t>
       </w:r>
       <w:r>
         <w:rPr>
@@ -2347,7 +2347,7 @@
           <w:szCs w:val="24"/>
           <w:rtl/>
         </w:rPr>
-        <w:t xml:space="preserve"> إذا بقي على رواية المؤلف. وجُعل توثيق الأمثال المعلّقة جزءاً من المشروع البحثي للطلاب.</w:t>
+        <w:t xml:space="preserve"> إذا ورد في المسودة الأصلية ولم يُعثر عليه في مصدر منشور؛ وقد اعتُمدت هذه العناصر في المتن على أن تُوثَّق يدوياً قبل الطبعة النهائية، وجُعل توثيقها أيضاً جزءاً من المشروع البحثي للطلاب.</w:t>
       </w:r>
     </w:p>
     <w:p>
@@ -2760,7 +2760,7 @@
           <w:szCs w:val="16"/>
           <w:rtl/>
         </w:rPr>
-        <w:t xml:space="preserve"> [يُوثَّق] </w:t>
+        <w:t xml:space="preserve"> [يُوثَّق يدوياً] </w:t>
       </w:r>
       <w:r>
         <w:rPr>
@@ -2774,7 +2774,7 @@
           <w:szCs w:val="20"/>
           <w:rtl/>
         </w:rPr>
-        <w:t xml:space="preserve"> لم يُعثر عليه في مصدر منشور؛ وهو على رواية المؤلف.</w:t>
+        <w:t xml:space="preserve"> مثل متداول ورد في المسودة الأصلية، ولم يُعثر عليه بعدُ في مصدر منشور.</w:t>
       </w:r>
     </w:p>
     <w:p>
@@ -7015,7 +7015,7 @@
       <w:r>
         <w:drawing>
           <wp:inline distT="0" distB="0" distL="0" distR="0">
-            <wp:extent cx="5715000" cy="914400"/>
+            <wp:extent cx="5715000" cy="904875"/>
             <wp:effectExtent t="0" r="0" b="0" l="0"/>
             <wp:docPr id="1" name="" descr="" title=""/>
             <wp:cNvGraphicFramePr>
@@ -7040,7 +7040,7 @@
                   <pic:spPr bwMode="auto">
                     <a:xfrm>
                       <a:off x="0" y="0"/>
-                      <a:ext cx="5715000" cy="914400"/>
+                      <a:ext cx="5715000" cy="904875"/>
                     </a:xfrm>
                     <a:prstGeom prst="rect">
                       <a:avLst/>
@@ -14077,7 +14077,7 @@
                 <w:szCs w:val="22"/>
                 <w:rtl/>
               </w:rPr>
-              <w:t xml:space="preserve"> [يُوثَّق]</w:t>
+              <w:t xml:space="preserve"> [يُوثَّق يدوياً]</w:t>
             </w:r>
           </w:p>
           <w:p>
@@ -14133,7 +14133,7 @@
                 <w:szCs w:val="22"/>
                 <w:rtl/>
               </w:rPr>
-              <w:t xml:space="preserve"> [يُوثَّق]</w:t>
+              <w:t xml:space="preserve"> [يُوثَّق يدوياً]</w:t>
             </w:r>
           </w:p>
           <w:p>
@@ -14902,7 +14902,7 @@
       <w:r>
         <w:drawing>
           <wp:inline distT="0" distB="0" distL="0" distR="0">
-            <wp:extent cx="5715000" cy="1876425"/>
+            <wp:extent cx="5715000" cy="1885950"/>
             <wp:effectExtent t="0" r="0" b="0" l="0"/>
             <wp:docPr id="1" name="" descr="" title=""/>
             <wp:cNvGraphicFramePr>
@@ -14927,7 +14927,7 @@
                   <pic:spPr bwMode="auto">
                     <a:xfrm>
                       <a:off x="0" y="0"/>
-                      <a:ext cx="5715000" cy="1876425"/>
+                      <a:ext cx="5715000" cy="1885950"/>
                     </a:xfrm>
                     <a:prstGeom prst="rect">
                       <a:avLst/>
@@ -15549,7 +15549,7 @@
       <w:r>
         <w:drawing>
           <wp:inline distT="0" distB="0" distL="0" distR="0">
-            <wp:extent cx="4953000" cy="3552825"/>
+            <wp:extent cx="4953000" cy="3543300"/>
             <wp:effectExtent t="0" r="0" b="0" l="0"/>
             <wp:docPr id="1" name="" descr="" title=""/>
             <wp:cNvGraphicFramePr>
@@ -15574,7 +15574,7 @@
                   <pic:spPr bwMode="auto">
                     <a:xfrm>
                       <a:off x="0" y="0"/>
-                      <a:ext cx="4953000" cy="3552825"/>
+                      <a:ext cx="4953000" cy="3543300"/>
                     </a:xfrm>
                     <a:prstGeom prst="rect">
                       <a:avLst/>
@@ -16104,7 +16104,7 @@
                 <w:szCs w:val="22"/>
                 <w:rtl/>
               </w:rPr>
-              <w:t xml:space="preserve"> [يُوثَّق]</w:t>
+              <w:t xml:space="preserve"> [يُوثَّق يدوياً]</w:t>
             </w:r>
           </w:p>
           <w:p>
@@ -17535,7 +17535,7 @@
           <w:szCs w:val="20"/>
           <w:rtl/>
         </w:rPr>
-        <w:t xml:space="preserve"> [يُوثَّق]</w:t>
+        <w:t xml:space="preserve"> [يُوثَّق يدوياً]</w:t>
       </w:r>
     </w:p>
     <w:p>
@@ -22340,7 +22340,7 @@
                 <w:szCs w:val="22"/>
                 <w:rtl/>
               </w:rPr>
-              <w:t xml:space="preserve"> [يُوثَّق]</w:t>
+              <w:t xml:space="preserve"> [يُوثَّق يدوياً]</w:t>
             </w:r>
           </w:p>
           <w:p>
@@ -22370,12 +22370,12 @@
                 <w:bCs/>
                 <w:i w:val="false"/>
                 <w:iCs w:val="false"/>
-                <w:color w:val="9B2C2C"/>
+                <w:color w:val="8A5A00"/>
                 <w:sz w:val="22"/>
                 <w:szCs w:val="22"/>
                 <w:rtl/>
               </w:rPr>
-              <w:t xml:space="preserve"> [غير موثَّق بهذه الصيغة]</w:t>
+              <w:t xml:space="preserve"> [يُوثَّق يدوياً]</w:t>
             </w:r>
           </w:p>
           <w:p>
@@ -22396,7 +22396,7 @@
                 <w:szCs w:val="20"/>
                 <w:rtl/>
               </w:rPr>
-              <w:t xml:space="preserve">الموثَّق في المصادر صيغة «ربيعك خشمك» أي صديقك بمنزلة أنفك. يُترك المثل للتحقق الميداني في المشروع البحثي.</w:t>
+              <w:t xml:space="preserve">أي إن الجار قريب منك قرب أنفك، كناية عن أنه بمنزلة النفس. وفي المصادر المنشورة صيغة قريبة هي «ربيعك خشمك»، أي صديقك بمنزلة أنفك.</w:t>
             </w:r>
           </w:p>
         </w:tc>
@@ -24183,7 +24183,7 @@
           <w:szCs w:val="20"/>
           <w:rtl/>
         </w:rPr>
-        <w:t xml:space="preserve"> [يُوثَّق]</w:t>
+        <w:t xml:space="preserve"> [يُوثَّق يدوياً]</w:t>
       </w:r>
     </w:p>
     <w:p>
@@ -26183,7 +26183,7 @@
                 <w:szCs w:val="20"/>
                 <w:rtl/>
               </w:rPr>
-              <w:t xml:space="preserve"> [يُوثَّق] </w:t>
+              <w:t xml:space="preserve"> [يُوثَّق يدوياً] </w:t>
             </w:r>
             <w:r>
               <w:rPr>
@@ -26396,7 +26396,7 @@
                 <w:szCs w:val="24"/>
                 <w:rtl/>
               </w:rPr>
-              <w:t xml:space="preserve">حُجب بيتان من شعر سالم الجمري أو سالم بن علي العويس (تحديد القائل معلّق، انظر قراءة المجلس) في معنى «كن هيّناً ليّناً واصفح عن المخطئ»، حتى يُوثَّق القائل ويُستأذن أصحاب الحق.</w:t>
+              <w:t xml:space="preserve">حُجب بيتان من شعر سالم الجمري أو سالم بن علي العويس في معنى «كن هيّناً ليّناً واصفح عن المخطئ»، حتى يُوثَّق القائل يدوياً ويُستأذن أصحاب الحق.</w:t>
             </w:r>
           </w:p>
         </w:tc>
@@ -26693,7 +26693,7 @@
                 <w:szCs w:val="22"/>
                 <w:rtl/>
               </w:rPr>
-              <w:t xml:space="preserve"> [يُوثَّق]</w:t>
+              <w:t xml:space="preserve"> [يُوثَّق يدوياً]</w:t>
             </w:r>
           </w:p>
           <w:p>
@@ -31655,7 +31655,7 @@
                 <w:szCs w:val="20"/>
                 <w:rtl/>
               </w:rPr>
-              <w:t xml:space="preserve">توثيق الأمثال المعلّقة</w:t>
+              <w:t xml:space="preserve">توثيق أمثال المسودة</w:t>
             </w:r>
           </w:p>
           <w:p>
@@ -34370,7 +34370,7 @@
                 <w:szCs w:val="18"/>
                 <w:rtl/>
               </w:rPr>
-              <w:t xml:space="preserve">[على رواية المؤلف]</w:t>
+              <w:t xml:space="preserve">[من المسودة · يُوثَّق يدوياً]</w:t>
             </w:r>
           </w:p>
         </w:tc>
@@ -35099,7 +35099,7 @@
                 <w:szCs w:val="18"/>
                 <w:rtl/>
               </w:rPr>
-              <w:t xml:space="preserve">[على رواية المؤلف]</w:t>
+              <w:t xml:space="preserve">[من المسودة · يُوثَّق يدوياً]</w:t>
             </w:r>
           </w:p>
         </w:tc>
@@ -35342,7 +35342,7 @@
                 <w:szCs w:val="18"/>
                 <w:rtl/>
               </w:rPr>
-              <w:t xml:space="preserve">[يُوثَّق]</w:t>
+              <w:t xml:space="preserve">[يُوثَّق يدوياً]</w:t>
             </w:r>
           </w:p>
         </w:tc>
@@ -35585,7 +35585,7 @@
                 <w:szCs w:val="18"/>
                 <w:rtl/>
               </w:rPr>
-              <w:t xml:space="preserve">[على رواية المؤلف]</w:t>
+              <w:t xml:space="preserve">[من المسودة · يُوثَّق يدوياً]</w:t>
             </w:r>
           </w:p>
         </w:tc>
@@ -35828,7 +35828,7 @@
                 <w:szCs w:val="18"/>
                 <w:rtl/>
               </w:rPr>
-              <w:t xml:space="preserve">[على رواية المؤلف]</w:t>
+              <w:t xml:space="preserve">[من المسودة · يُوثَّق يدوياً]</w:t>
             </w:r>
           </w:p>
         </w:tc>
@@ -35951,7 +35951,7 @@
                 <w:szCs w:val="18"/>
                 <w:rtl/>
               </w:rPr>
-              <w:t xml:space="preserve">[يُوثَّق]</w:t>
+              <w:t xml:space="preserve">[يُوثَّق يدوياً]</w:t>
             </w:r>
           </w:p>
         </w:tc>
@@ -36071,7 +36071,7 @@
                 <w:szCs w:val="18"/>
                 <w:rtl/>
               </w:rPr>
-              <w:t xml:space="preserve">[على رواية المؤلف]</w:t>
+              <w:t xml:space="preserve">[من المسودة · يُوثَّق يدوياً]</w:t>
             </w:r>
           </w:p>
         </w:tc>
@@ -36437,7 +36437,7 @@
                 <w:szCs w:val="18"/>
                 <w:rtl/>
               </w:rPr>
-              <w:t xml:space="preserve">[على رواية المؤلف]</w:t>
+              <w:t xml:space="preserve">[من المسودة · يُوثَّق يدوياً]</w:t>
             </w:r>
           </w:p>
         </w:tc>
@@ -37417,7 +37417,7 @@
         </w:rPr>
         <w:t xml:space="preserve">UNESCO, Intangible Cultural Heritage: United Arab Emirates — </w:t>
       </w:r>
-      <w:hyperlink w:history="1" r:id="rIdlghkkw_px5egveccorril">
+      <w:hyperlink w:history="1" r:id="rId9ygc3iizsoj_acmkkxsmy">
         <w:r>
           <w:rPr>
             <w:rFonts w:ascii="Noto Naskh Arabic" w:cs="Noto Naskh Arabic" w:eastAsia="Noto Naskh Arabic" w:hAnsi="Noto Naskh Arabic"/>
@@ -37459,7 +37459,7 @@
         </w:rPr>
         <w:t xml:space="preserve">البوابة الرسمية لحكومة الإمارات: مراحل التعليم المدرسي — </w:t>
       </w:r>
-      <w:hyperlink w:history="1" r:id="rIdt0gub8gsncn2hhpztdfxr">
+      <w:hyperlink w:history="1" r:id="rIdbmzegk-w9fvp-nbapdx-r">
         <w:r>
           <w:rPr>
             <w:rFonts w:ascii="Noto Naskh Arabic" w:cs="Noto Naskh Arabic" w:eastAsia="Noto Naskh Arabic" w:hAnsi="Noto Naskh Arabic"/>
@@ -37501,7 +37501,7 @@
         </w:rPr>
         <w:t xml:space="preserve">خبر إطلاق برنامج «السنع الإماراتي»، صحيفة البيان، ١٣ مارس ٢٠٢٢ — </w:t>
       </w:r>
-      <w:hyperlink w:history="1" r:id="rIdt3rjno9z6xitu6h8yh0bx">
+      <w:hyperlink w:history="1" r:id="rIdzv6jd1nm7qwfnodplxzmq">
         <w:r>
           <w:rPr>
             <w:rFonts w:ascii="Noto Naskh Arabic" w:cs="Noto Naskh Arabic" w:eastAsia="Noto Naskh Arabic" w:hAnsi="Noto Naskh Arabic"/>
@@ -37558,7 +37558,7 @@
           <w:szCs w:val="40"/>
           <w:rtl/>
         </w:rPr>
-        <w:t xml:space="preserve">سجلّ التوثيق والمسائل المعلّقة</w:t>
+        <w:t xml:space="preserve">سجلّ التوثيق</w:t>
       </w:r>
     </w:p>
     <w:p>
@@ -37579,7 +37579,7 @@
           <w:szCs w:val="26"/>
           <w:rtl/>
         </w:rPr>
-        <w:t xml:space="preserve">ما يلزم حسمه قبل الاعتماد النهائي للطبعة المدرسية.</w:t>
+        <w:t xml:space="preserve">اعتُمدت عناصر المسودة الأصلية في المتن، وتُوثَّق يدوياً قبل الطبعة المدرسية النهائية.</w:t>
       </w:r>
     </w:p>
     <w:tbl>
@@ -37762,7 +37762,7 @@
                 <w:szCs w:val="22"/>
                 <w:rtl/>
               </w:rPr>
-              <w:t xml:space="preserve">تحديد قائل البيتين المنسوبين إلى «سالم بن علي الجمري»</w:t>
+              <w:t xml:space="preserve">قائل البيتين المنسوبين في المسودة إلى «سالم بن علي الجمري»</w:t>
             </w:r>
           </w:p>
         </w:tc>
@@ -37795,12 +37795,12 @@
                 <w:bCs/>
                 <w:i w:val="false"/>
                 <w:iCs w:val="false"/>
-                <w:color w:val="9B2C2C"/>
+                <w:color w:val="8A5A00"/>
                 <w:sz w:val="18"/>
                 <w:szCs w:val="18"/>
                 <w:rtl/>
               </w:rPr>
-              <w:t xml:space="preserve">[معلّق]</w:t>
+              <w:t xml:space="preserve">[توثيق يدوي]</w:t>
             </w:r>
           </w:p>
         </w:tc>
@@ -37838,7 +37838,7 @@
                 <w:szCs w:val="22"/>
                 <w:rtl/>
               </w:rPr>
-              <w:t xml:space="preserve">مطابقة ديواني الجمري والعويس.</w:t>
+              <w:t xml:space="preserve">مطابقة ديواني الجمري والعويس، ثم إعادة البيتين بالاسم الصحيح.</w:t>
             </w:r>
           </w:p>
         </w:tc>
@@ -37917,12 +37917,12 @@
                 <w:bCs/>
                 <w:i w:val="false"/>
                 <w:iCs w:val="false"/>
-                <w:color w:val="9B2C2C"/>
+                <w:color w:val="8A5A00"/>
                 <w:sz w:val="18"/>
                 <w:szCs w:val="18"/>
                 <w:rtl/>
               </w:rPr>
-              <w:t xml:space="preserve">[معلّق]</w:t>
+              <w:t xml:space="preserve">[توثيق يدوي]</w:t>
             </w:r>
           </w:p>
         </w:tc>
@@ -38038,12 +38038,12 @@
                 <w:bCs/>
                 <w:i w:val="false"/>
                 <w:iCs w:val="false"/>
-                <w:color w:val="8A5A00"/>
+                <w:color w:val="2E6B4A"/>
                 <w:sz w:val="18"/>
                 <w:szCs w:val="18"/>
                 <w:rtl/>
               </w:rPr>
-              <w:t xml:space="preserve">[يُوثَّق]</w:t>
+              <w:t xml:space="preserve">[معتمد]</w:t>
             </w:r>
           </w:p>
         </w:tc>
@@ -38081,7 +38081,7 @@
                 <w:szCs w:val="22"/>
                 <w:rtl/>
               </w:rPr>
-              <w:t xml:space="preserve">توثيق من راويين على الأقل، أو الإشارة إلى أنه من رواية المؤلف.</w:t>
+              <w:t xml:space="preserve">توثيق يدوي من راويين أو مصدر منشور.</w:t>
             </w:r>
           </w:p>
         </w:tc>
@@ -38160,12 +38160,12 @@
                 <w:bCs/>
                 <w:i w:val="false"/>
                 <w:iCs w:val="false"/>
-                <w:color w:val="8A5A00"/>
+                <w:color w:val="2E6B4A"/>
                 <w:sz w:val="18"/>
                 <w:szCs w:val="18"/>
                 <w:rtl/>
               </w:rPr>
-              <w:t xml:space="preserve">[يُوثَّق]</w:t>
+              <w:t xml:space="preserve">[معتمدة]</w:t>
             </w:r>
           </w:p>
         </w:tc>
@@ -38204,7 +38204,7 @@
                 <w:szCs w:val="22"/>
                 <w:rtl/>
               </w:rPr>
-              <w:t xml:space="preserve">جمع ميداني ومطابقة على معاجم الأمثال الإماراتية.</w:t>
+              <w:t xml:space="preserve">توثيق يدوي بالجمع الميداني ومعاجم الأمثال الإماراتية.</w:t>
             </w:r>
           </w:p>
         </w:tc>
@@ -38281,12 +38281,12 @@
                 <w:bCs/>
                 <w:i w:val="false"/>
                 <w:iCs w:val="false"/>
-                <w:color w:val="9B2C2C"/>
+                <w:color w:val="2E6B4A"/>
                 <w:sz w:val="18"/>
                 <w:szCs w:val="18"/>
                 <w:rtl/>
               </w:rPr>
-              <w:t xml:space="preserve">[غير موثَّق]</w:t>
+              <w:t xml:space="preserve">[معتمد]</w:t>
             </w:r>
           </w:p>
         </w:tc>
@@ -38324,7 +38324,7 @@
                 <w:szCs w:val="22"/>
                 <w:rtl/>
               </w:rPr>
-              <w:t xml:space="preserve">الموثَّق «ربيعك خشمك»؛ يُحذف أو يُستبدل.</w:t>
+              <w:t xml:space="preserve">توثيق يدوي؛ والصيغة المنشورة القريبة «ربيعك خشمك».</w:t>
             </w:r>
           </w:p>
         </w:tc>
@@ -38408,7 +38408,7 @@
                 <w:szCs w:val="18"/>
                 <w:rtl/>
               </w:rPr>
-              <w:t xml:space="preserve">[يُوثَّق]</w:t>
+              <w:t xml:space="preserve">[يُوثَّق يدوياً]</w:t>
             </w:r>
           </w:p>
         </w:tc>
